--- a/plantillas/plantilla_prologoycomedia.docx
+++ b/plantillas/plantilla_prologoycomedia.docx
@@ -2059,19 +2059,7 @@
         <w:rPr>
           <w:lang w:val="es-ES"/>
         </w:rPr>
-        <w:t xml:space="preserve">entrada de </w:t>
-      </w:r>
-      <w:r>
-        <w:rPr>
-          <w:lang w:val="es-ES"/>
-        </w:rPr>
-        <w:t>%</w:t>
-      </w:r>
-      <w:r>
-        <w:rPr>
-          <w:lang w:val="es-ES"/>
-        </w:rPr>
-        <w:t>aparato</w:t>
+        <w:t>entrada de %aparato</w:t>
       </w:r>
       <w:r>
         <w:rPr>
@@ -2596,6 +2584,22 @@
         <w:pStyle w:val="Verso"/>
       </w:pPr>
       <w:r>
+        <w:t>[…]</w:t>
+      </w:r>
+    </w:p>
+    <w:p>
+      <w:pPr>
+        <w:pStyle w:val="Verso"/>
+      </w:pPr>
+      <w:r>
+        <w:t>[…]</w:t>
+      </w:r>
+    </w:p>
+    <w:p>
+      <w:pPr>
+        <w:pStyle w:val="Verso"/>
+      </w:pPr>
+      <w:r>
         <w:t>para completar la estrofa,</w:t>
       </w:r>
     </w:p>
@@ -2638,6 +2642,14 @@
       </w:r>
       <w:r>
         <w:t>:</w:t>
+      </w:r>
+    </w:p>
+    <w:p>
+      <w:pPr>
+        <w:pStyle w:val="Laguna"/>
+      </w:pPr>
+      <w:r>
+        <w:t>[…]</w:t>
       </w:r>
     </w:p>
     <w:p>

--- a/plantillas/plantilla_prologoycomedia.docx
+++ b/plantillas/plantilla_prologoycomedia.docx
@@ -346,12 +346,437 @@
         <w:pStyle w:val="Verso"/>
       </w:pPr>
       <w:r>
-        <w:t>que es verso y no prosa aquí.</w:t>
-      </w:r>
-    </w:p>
-    <w:p>
-      <w:pPr>
-        <w:pStyle w:val="Verso"/>
+        <w:rPr>
+          <w:rStyle w:val="PartidoinicialCar"/>
+        </w:rPr>
+        <w:t>que es verso</w:t>
+      </w:r>
+    </w:p>
+    <w:p>
+      <w:pPr>
+        <w:pStyle w:val="Partidofinal"/>
+      </w:pPr>
+      <w:r>
+        <w:t>y no prosa aquí.</w:t>
+      </w:r>
+    </w:p>
+    <w:p>
+      <w:pPr>
+        <w:pStyle w:val="Acot"/>
+        <w:rPr>
+          <w:lang w:val="es-ES"/>
+        </w:rPr>
+      </w:pPr>
+      <w:r>
+        <w:rPr>
+          <w:lang w:val="es-ES"/>
+        </w:rPr>
+        <w:t>Acotación en el prólogo</w:t>
+      </w:r>
+    </w:p>
+    <w:p>
+      <w:pPr>
+        <w:rPr>
+          <w:lang w:val="es-ES"/>
+        </w:rPr>
+      </w:pPr>
+      <w:r>
+        <w:rPr>
+          <w:lang w:val="es-ES"/>
+        </w:rPr>
+        <w:t xml:space="preserve">También puedes usar </w:t>
+      </w:r>
+      <w:hyperlink r:id="rId7" w:history="1">
+        <w:r>
+          <w:rPr>
+            <w:rStyle w:val="Hipervnculo"/>
+            <w:lang w:val="es-ES"/>
+          </w:rPr>
+          <w:t>enlaces</w:t>
+        </w:r>
+      </w:hyperlink>
+      <w:r>
+        <w:rPr>
+          <w:lang w:val="es-ES"/>
+        </w:rPr>
+        <w:t>, c</w:t>
+      </w:r>
+      <w:r>
+        <w:rPr>
+          <w:lang w:val="es-ES"/>
+        </w:rPr>
+        <w:t xml:space="preserve">omo </w:t>
+      </w:r>
+      <w:proofErr w:type="spellStart"/>
+      <w:r>
+        <w:rPr>
+          <w:lang w:val="es-ES"/>
+        </w:rPr>
+        <w:t>hipervículos</w:t>
+      </w:r>
+      <w:proofErr w:type="spellEnd"/>
+      <w:r>
+        <w:rPr>
+          <w:lang w:val="es-ES"/>
+        </w:rPr>
+        <w:t>.</w:t>
+      </w:r>
+    </w:p>
+    <w:p>
+      <w:pPr>
+        <w:rPr>
+          <w:lang w:val="es-ES"/>
+        </w:rPr>
+      </w:pPr>
+    </w:p>
+    <w:p>
+      <w:pPr>
+        <w:rPr>
+          <w:lang w:val="es-ES"/>
+        </w:rPr>
+      </w:pPr>
+      <w:r>
+        <w:rPr>
+          <w:lang w:val="es-ES"/>
+        </w:rPr>
+        <w:t>Además, puedes usar tablas en c</w:t>
+      </w:r>
+      <w:r>
+        <w:rPr>
+          <w:lang w:val="es-ES"/>
+        </w:rPr>
+        <w:t>ualquier apartado del prólogo:</w:t>
+      </w:r>
+    </w:p>
+    <w:tbl>
+      <w:tblPr>
+        <w:tblStyle w:val="Tablaconcuadrcula"/>
+        <w:tblW w:w="0" w:type="auto"/>
+        <w:tblLook w:val="04A0" w:firstRow="1" w:lastRow="0" w:firstColumn="1" w:lastColumn="0" w:noHBand="0" w:noVBand="1"/>
+      </w:tblPr>
+      <w:tblGrid>
+        <w:gridCol w:w="3209"/>
+        <w:gridCol w:w="3209"/>
+        <w:gridCol w:w="3210"/>
+      </w:tblGrid>
+      <w:tr>
+        <w:tc>
+          <w:tcPr>
+            <w:tcW w:w="3209" w:type="dxa"/>
+          </w:tcPr>
+          <w:p>
+            <w:proofErr w:type="spellStart"/>
+            <w:r>
+              <w:t>Número</w:t>
+            </w:r>
+            <w:proofErr w:type="spellEnd"/>
+            <w:r>
+              <w:t xml:space="preserve"> de verso</w:t>
+            </w:r>
+          </w:p>
+        </w:tc>
+        <w:tc>
+          <w:tcPr>
+            <w:tcW w:w="3209" w:type="dxa"/>
+          </w:tcPr>
+          <w:p>
+            <w:pPr>
+              <w:rPr>
+                <w:i/>
+                <w:iCs/>
+              </w:rPr>
+            </w:pPr>
+            <w:proofErr w:type="spellStart"/>
+            <w:r>
+              <w:rPr>
+                <w:i/>
+                <w:iCs/>
+                <w:lang w:val="pt-PT"/>
+              </w:rPr>
+              <w:t>Penn</w:t>
+            </w:r>
+            <w:proofErr w:type="spellEnd"/>
+            <w:r>
+              <w:rPr>
+                <w:i/>
+                <w:iCs/>
+                <w:lang w:val="pt-PT"/>
+              </w:rPr>
+              <w:t xml:space="preserve"> A2A5B1</w:t>
+            </w:r>
+          </w:p>
+        </w:tc>
+        <w:tc>
+          <w:tcPr>
+            <w:tcW w:w="3210" w:type="dxa"/>
+          </w:tcPr>
+          <w:p>
+            <w:pPr>
+              <w:rPr>
+                <w:i/>
+                <w:iCs/>
+              </w:rPr>
+            </w:pPr>
+            <w:r>
+              <w:rPr>
+                <w:i/>
+                <w:iCs/>
+                <w:lang w:val="pt-PT"/>
+              </w:rPr>
+              <w:t>A1A3A4</w:t>
+            </w:r>
+          </w:p>
+        </w:tc>
+      </w:tr>
+      <w:tr>
+        <w:tc>
+          <w:tcPr>
+            <w:tcW w:w="3209" w:type="dxa"/>
+          </w:tcPr>
+          <w:p>
+            <w:r>
+              <w:rPr>
+                <w:lang w:val="pt-PT"/>
+              </w:rPr>
+              <w:t>2993</w:t>
+            </w:r>
+          </w:p>
+        </w:tc>
+        <w:tc>
+          <w:tcPr>
+            <w:tcW w:w="3209" w:type="dxa"/>
+          </w:tcPr>
+          <w:p>
+            <w:r>
+              <w:rPr>
+                <w:lang w:val="pt-PT"/>
+              </w:rPr>
+              <w:t>porque</w:t>
+            </w:r>
+          </w:p>
+        </w:tc>
+        <w:tc>
+          <w:tcPr>
+            <w:tcW w:w="3210" w:type="dxa"/>
+          </w:tcPr>
+          <w:p>
+            <w:proofErr w:type="spellStart"/>
+            <w:r>
+              <w:rPr>
+                <w:lang w:val="pt-PT"/>
+              </w:rPr>
+              <w:t>orque</w:t>
+            </w:r>
+            <w:proofErr w:type="spellEnd"/>
+            <w:r>
+              <w:rPr>
+                <w:lang w:val="pt-PT"/>
+              </w:rPr>
+              <w:t xml:space="preserve"> [errata]</w:t>
+            </w:r>
+          </w:p>
+        </w:tc>
+      </w:tr>
+      <w:tr>
+        <w:tc>
+          <w:tcPr>
+            <w:tcW w:w="3209" w:type="dxa"/>
+          </w:tcPr>
+          <w:p>
+            <w:r>
+              <w:rPr>
+                <w:lang w:val="es-ES"/>
+              </w:rPr>
+              <w:t>2999</w:t>
+            </w:r>
+          </w:p>
+        </w:tc>
+        <w:tc>
+          <w:tcPr>
+            <w:tcW w:w="3209" w:type="dxa"/>
+          </w:tcPr>
+          <w:p>
+            <w:proofErr w:type="spellStart"/>
+            <w:r>
+              <w:rPr>
+                <w:lang w:val="es-ES"/>
+              </w:rPr>
+              <w:t>aua</w:t>
+            </w:r>
+            <w:proofErr w:type="spellEnd"/>
+            <w:r>
+              <w:rPr>
+                <w:lang w:val="es-ES"/>
+              </w:rPr>
+              <w:t xml:space="preserve"> [errata]</w:t>
+            </w:r>
+          </w:p>
+        </w:tc>
+        <w:tc>
+          <w:tcPr>
+            <w:tcW w:w="3210" w:type="dxa"/>
+          </w:tcPr>
+          <w:p>
+            <w:proofErr w:type="spellStart"/>
+            <w:r>
+              <w:rPr>
+                <w:lang w:val="es-ES"/>
+              </w:rPr>
+              <w:t>auia</w:t>
+            </w:r>
+            <w:proofErr w:type="spellEnd"/>
+          </w:p>
+        </w:tc>
+      </w:tr>
+      <w:tr>
+        <w:tc>
+          <w:tcPr>
+            <w:tcW w:w="3209" w:type="dxa"/>
+          </w:tcPr>
+          <w:p>
+            <w:r>
+              <w:rPr>
+                <w:lang w:val="es-ES"/>
+              </w:rPr>
+              <w:t>3010</w:t>
+            </w:r>
+          </w:p>
+        </w:tc>
+        <w:tc>
+          <w:tcPr>
+            <w:tcW w:w="3209" w:type="dxa"/>
+          </w:tcPr>
+          <w:p>
+            <w:proofErr w:type="spellStart"/>
+            <w:r>
+              <w:rPr>
+                <w:lang w:val="es-ES"/>
+              </w:rPr>
+              <w:t>om</w:t>
+            </w:r>
+            <w:proofErr w:type="spellEnd"/>
+            <w:r>
+              <w:rPr>
+                <w:lang w:val="es-ES"/>
+              </w:rPr>
+              <w:t xml:space="preserve"> [errata]</w:t>
+            </w:r>
+          </w:p>
+        </w:tc>
+        <w:tc>
+          <w:tcPr>
+            <w:tcW w:w="3210" w:type="dxa"/>
+          </w:tcPr>
+          <w:p>
+            <w:r>
+              <w:rPr>
+                <w:lang w:val="es-ES"/>
+              </w:rPr>
+              <w:t>hecho</w:t>
+            </w:r>
+          </w:p>
+        </w:tc>
+      </w:tr>
+      <w:tr>
+        <w:tc>
+          <w:tcPr>
+            <w:tcW w:w="3209" w:type="dxa"/>
+          </w:tcPr>
+          <w:p>
+            <w:r>
+              <w:rPr>
+                <w:lang w:val="es-ES"/>
+              </w:rPr>
+              <w:t>3019</w:t>
+            </w:r>
+          </w:p>
+        </w:tc>
+        <w:tc>
+          <w:tcPr>
+            <w:tcW w:w="3209" w:type="dxa"/>
+          </w:tcPr>
+          <w:p>
+            <w:proofErr w:type="spellStart"/>
+            <w:r>
+              <w:rPr>
+                <w:lang w:val="es-ES"/>
+              </w:rPr>
+              <w:t>Esteuan</w:t>
+            </w:r>
+            <w:proofErr w:type="spellEnd"/>
+            <w:r>
+              <w:rPr>
+                <w:lang w:val="es-ES"/>
+              </w:rPr>
+              <w:t xml:space="preserve"> es</w:t>
+            </w:r>
+          </w:p>
+        </w:tc>
+        <w:tc>
+          <w:tcPr>
+            <w:tcW w:w="3210" w:type="dxa"/>
+          </w:tcPr>
+          <w:p>
+            <w:proofErr w:type="spellStart"/>
+            <w:r>
+              <w:rPr>
+                <w:lang w:val="es-ES"/>
+              </w:rPr>
+              <w:t>Esteuañez</w:t>
+            </w:r>
+            <w:proofErr w:type="spellEnd"/>
+          </w:p>
+        </w:tc>
+      </w:tr>
+      <w:tr>
+        <w:tc>
+          <w:tcPr>
+            <w:tcW w:w="3209" w:type="dxa"/>
+          </w:tcPr>
+          <w:p>
+            <w:r>
+              <w:rPr>
+                <w:lang w:val="es-ES"/>
+              </w:rPr>
+              <w:t>3024</w:t>
+            </w:r>
+          </w:p>
+        </w:tc>
+        <w:tc>
+          <w:tcPr>
+            <w:tcW w:w="3209" w:type="dxa"/>
+          </w:tcPr>
+          <w:p>
+            <w:r>
+              <w:rPr>
+                <w:lang w:val="es-ES"/>
+              </w:rPr>
+              <w:t>hizo</w:t>
+            </w:r>
+          </w:p>
+        </w:tc>
+        <w:tc>
+          <w:tcPr>
+            <w:tcW w:w="3210" w:type="dxa"/>
+          </w:tcPr>
+          <w:p>
+            <w:proofErr w:type="spellStart"/>
+            <w:r>
+              <w:rPr>
+                <w:lang w:val="es-ES"/>
+              </w:rPr>
+              <w:t>huuo</w:t>
+            </w:r>
+            <w:proofErr w:type="spellEnd"/>
+          </w:p>
+        </w:tc>
+      </w:tr>
+    </w:tbl>
+    <w:p>
+      <w:pPr>
+        <w:rPr>
+          <w:lang w:val="es-ES"/>
+        </w:rPr>
       </w:pPr>
     </w:p>
     <w:p>
@@ -841,6 +1266,7 @@
           </w:tcPr>
           <w:p>
             <w:r>
+              <w:lastRenderedPageBreak/>
               <w:t>59-78</w:t>
             </w:r>
           </w:p>
@@ -1418,7 +1844,6 @@
           <w:p>
             <w:proofErr w:type="spellStart"/>
             <w:r>
-              <w:lastRenderedPageBreak/>
               <w:t>endecasílabos</w:t>
             </w:r>
             <w:proofErr w:type="spellEnd"/>
@@ -1909,6 +2334,7 @@
         <w:pStyle w:val="EpigrDramatis"/>
       </w:pPr>
       <w:r>
+        <w:lastRenderedPageBreak/>
         <w:t>Personas</w:t>
       </w:r>
       <w:r>
@@ -2366,125 +2792,125 @@
         <w:pStyle w:val="Personaje"/>
       </w:pPr>
       <w:r>
-        <w:t>P</w:t>
-      </w:r>
-      <w:r>
-        <w:t>ersonaje</w:t>
-      </w:r>
-      <w:r>
-        <w:t>4</w:t>
-      </w:r>
-    </w:p>
-    <w:p>
-      <w:pPr>
-        <w:pStyle w:val="Partidoinicial"/>
-      </w:pPr>
-      <w:r>
-        <w:t>Primero</w:t>
-      </w:r>
-      <w:r>
-        <w:t xml:space="preserve"> </w:t>
-      </w:r>
-    </w:p>
-    <w:p>
-      <w:pPr>
-        <w:pStyle w:val="Personaje"/>
-      </w:pPr>
-      <w:r>
-        <w:t>P</w:t>
-      </w:r>
-      <w:r>
-        <w:t>ersonaje3</w:t>
-      </w:r>
-    </w:p>
-    <w:p>
-      <w:pPr>
-        <w:pStyle w:val="Partidofinal"/>
-      </w:pPr>
-      <w:r>
-        <w:t xml:space="preserve">con “inicial”,  </w:t>
-      </w:r>
-    </w:p>
-    <w:p>
-      <w:pPr>
-        <w:pStyle w:val="Personaje"/>
-      </w:pPr>
-      <w:r>
-        <w:t>P</w:t>
-      </w:r>
-      <w:r>
-        <w:t>ersonaje4</w:t>
-      </w:r>
-    </w:p>
-    <w:p>
-      <w:pPr>
-        <w:pStyle w:val="Partidoinicial"/>
-      </w:pPr>
-      <w:r>
-        <w:t>luego</w:t>
-      </w:r>
-      <w:r>
-        <w:t xml:space="preserve"> </w:t>
-      </w:r>
-    </w:p>
-    <w:p>
-      <w:pPr>
-        <w:pStyle w:val="Personaje"/>
-      </w:pPr>
-      <w:r>
-        <w:t>P</w:t>
-      </w:r>
-      <w:r>
-        <w:t>ersonaje3</w:t>
-      </w:r>
-    </w:p>
-    <w:p>
-      <w:pPr>
-        <w:pStyle w:val="Partidomedio"/>
-      </w:pPr>
-      <w:r>
-        <w:t>“</w:t>
-      </w:r>
-      <w:r>
-        <w:t>medio</w:t>
-      </w:r>
-      <w:r>
-        <w:t xml:space="preserve">” </w:t>
-      </w:r>
-    </w:p>
-    <w:p>
-      <w:pPr>
-        <w:pStyle w:val="Personaje"/>
-      </w:pPr>
-      <w:r>
-        <w:t>P</w:t>
-      </w:r>
-      <w:r>
-        <w:t>ersonaje4</w:t>
-      </w:r>
-    </w:p>
-    <w:p>
-      <w:pPr>
-        <w:pStyle w:val="Partidofinal"/>
-      </w:pPr>
-      <w:proofErr w:type="spellStart"/>
-      <w:r>
-        <w:t>si</w:t>
-      </w:r>
-      <w:proofErr w:type="spellEnd"/>
-      <w:r>
-        <w:t xml:space="preserve"> hay unión,  </w:t>
-      </w:r>
-    </w:p>
-    <w:p>
-      <w:pPr>
-        <w:pStyle w:val="Personaje"/>
-      </w:pPr>
-      <w:r>
         <w:lastRenderedPageBreak/>
         <w:t>P</w:t>
       </w:r>
       <w:r>
+        <w:t>ersonaje</w:t>
+      </w:r>
+      <w:r>
+        <w:t>4</w:t>
+      </w:r>
+    </w:p>
+    <w:p>
+      <w:pPr>
+        <w:pStyle w:val="Partidoinicial"/>
+      </w:pPr>
+      <w:r>
+        <w:t>Primero</w:t>
+      </w:r>
+      <w:r>
+        <w:t xml:space="preserve"> </w:t>
+      </w:r>
+    </w:p>
+    <w:p>
+      <w:pPr>
+        <w:pStyle w:val="Personaje"/>
+      </w:pPr>
+      <w:r>
+        <w:t>P</w:t>
+      </w:r>
+      <w:r>
+        <w:t>ersonaje3</w:t>
+      </w:r>
+    </w:p>
+    <w:p>
+      <w:pPr>
+        <w:pStyle w:val="Partidofinal"/>
+      </w:pPr>
+      <w:r>
+        <w:t xml:space="preserve">con “inicial”,  </w:t>
+      </w:r>
+    </w:p>
+    <w:p>
+      <w:pPr>
+        <w:pStyle w:val="Personaje"/>
+      </w:pPr>
+      <w:r>
+        <w:t>P</w:t>
+      </w:r>
+      <w:r>
+        <w:t>ersonaje4</w:t>
+      </w:r>
+    </w:p>
+    <w:p>
+      <w:pPr>
+        <w:pStyle w:val="Partidoinicial"/>
+      </w:pPr>
+      <w:r>
+        <w:t>luego</w:t>
+      </w:r>
+      <w:r>
+        <w:t xml:space="preserve"> </w:t>
+      </w:r>
+    </w:p>
+    <w:p>
+      <w:pPr>
+        <w:pStyle w:val="Personaje"/>
+      </w:pPr>
+      <w:r>
+        <w:t>P</w:t>
+      </w:r>
+      <w:r>
+        <w:t>ersonaje3</w:t>
+      </w:r>
+    </w:p>
+    <w:p>
+      <w:pPr>
+        <w:pStyle w:val="Partidomedio"/>
+      </w:pPr>
+      <w:r>
+        <w:t>“</w:t>
+      </w:r>
+      <w:r>
+        <w:t>medio</w:t>
+      </w:r>
+      <w:r>
+        <w:t xml:space="preserve">” </w:t>
+      </w:r>
+    </w:p>
+    <w:p>
+      <w:pPr>
+        <w:pStyle w:val="Personaje"/>
+      </w:pPr>
+      <w:r>
+        <w:t>P</w:t>
+      </w:r>
+      <w:r>
+        <w:t>ersonaje4</w:t>
+      </w:r>
+    </w:p>
+    <w:p>
+      <w:pPr>
+        <w:pStyle w:val="Partidofinal"/>
+      </w:pPr>
+      <w:proofErr w:type="spellStart"/>
+      <w:r>
+        <w:t>si</w:t>
+      </w:r>
+      <w:proofErr w:type="spellEnd"/>
+      <w:r>
+        <w:t xml:space="preserve"> hay unión,  </w:t>
+      </w:r>
+    </w:p>
+    <w:p>
+      <w:pPr>
+        <w:pStyle w:val="Personaje"/>
+      </w:pPr>
+      <w:r>
+        <w:t>P</w:t>
+      </w:r>
+      <w:r>
         <w:t>ersonaje3</w:t>
       </w:r>
     </w:p>
@@ -2754,6 +3180,7 @@
         <w:pStyle w:val="Verso"/>
       </w:pPr>
       <w:r>
+        <w:lastRenderedPageBreak/>
         <w:t>que no hay cómputo contado</w:t>
       </w:r>
       <w:r>
@@ -4442,6 +4869,29 @@
       <w:lang w:val="es-ES"/>
     </w:rPr>
   </w:style>
+  <w:style w:type="character" w:styleId="Hipervnculo">
+    <w:name w:val="Hyperlink"/>
+    <w:basedOn w:val="Fuentedeprrafopredeter"/>
+    <w:uiPriority w:val="99"/>
+    <w:unhideWhenUsed/>
+    <w:rsid w:val="00E973FC"/>
+    <w:rPr>
+      <w:color w:val="467886" w:themeColor="hyperlink"/>
+      <w:u w:val="single"/>
+    </w:rPr>
+  </w:style>
+  <w:style w:type="character" w:styleId="Mencinsinresolver">
+    <w:name w:val="Unresolved Mention"/>
+    <w:basedOn w:val="Fuentedeprrafopredeter"/>
+    <w:uiPriority w:val="99"/>
+    <w:semiHidden/>
+    <w:unhideWhenUsed/>
+    <w:rsid w:val="00E973FC"/>
+    <w:rPr>
+      <w:color w:val="605E5C"/>
+      <w:shd w:val="clear" w:color="auto" w:fill="E1DFDD"/>
+    </w:rPr>
+  </w:style>
 </w:styles>
 </file>
 
